--- a/public/templates/form-supplier-quality-questionnaire.docx
+++ b/public/templates/form-supplier-quality-questionnaire.docx
@@ -2308,7 +2308,7 @@
           <w:p>
             <w:r/>
             <w:r>
-              <w:t>Do your records and systems meet ALCOA+ expectations (attributable, legible, contemporaneous, original, accurate, complete, consistent, enduring, available)?</w:t>
+              <w:t>Do your records and systems satisfy the ALCOA+ data quality principles, meaning each record can be traced to its author, stays readable, is captured at the time of the activity, preserves the first capture and its metadata, reflects what actually happened, leaves nothing out, agrees across the record set, survives for its full retention life, and can be retrieved when needed?</w:t>
             </w:r>
           </w:p>
         </w:tc>
